--- a/logical_DOC.docx
+++ b/logical_DOC.docx
@@ -17,7 +17,6 @@
         </w:rPr>
         <w:t>Users</w:t>
       </w:r>
-      <w:proofErr w:type="gramStart"/>
       <w:r>
         <w:rPr>
           <w:b/>
@@ -27,7 +26,6 @@
         </w:rPr>
         <w:t>:</w:t>
       </w:r>
-      <w:proofErr w:type="gramEnd"/>
       <w:r>
         <w:rPr>
           <w:b/>
@@ -37,61 +35,199 @@
         </w:rPr>
         <w:br/>
       </w:r>
+      <w:r>
+        <w:rPr>
+          <w:color w:val="C00000"/>
+        </w:rPr>
+        <w:br/>
+      </w:r>
+      <w:r>
+        <w:rPr>
+          <w:color w:val="000000" w:themeColor="text1"/>
+        </w:rPr>
+        <w:t>Firstly, I used interceptor that adds role admin in the request so that only admin can create a account on its own (signup page donnot have role option).</w:t>
+      </w:r>
+      <w:r>
+        <w:rPr>
+          <w:color w:val="000000" w:themeColor="text1"/>
+        </w:rPr>
+        <w:br/>
+      </w:r>
+      <w:r>
+        <w:rPr>
+          <w:color w:val="000000" w:themeColor="text1"/>
+        </w:rPr>
+        <w:br/>
+        <w:t>I used decorator with guards to make sure that only admin can see all users and only admin can delete users.</w:t>
+      </w:r>
+      <w:r>
+        <w:rPr>
+          <w:color w:val="000000" w:themeColor="text1"/>
+        </w:rPr>
+        <w:br/>
+      </w:r>
+      <w:r>
+        <w:rPr>
+          <w:color w:val="000000" w:themeColor="text1"/>
+        </w:rPr>
+        <w:br/>
+      </w:r>
+      <w:r>
+        <w:rPr>
+          <w:b/>
+          <w:color w:val="C00000"/>
+          <w:sz w:val="36"/>
+          <w:szCs w:val="36"/>
+        </w:rPr>
+        <w:t>JOBS:</w:t>
+      </w:r>
+      <w:r>
+        <w:rPr>
+          <w:b/>
+          <w:color w:val="C00000"/>
+          <w:sz w:val="36"/>
+          <w:szCs w:val="36"/>
+        </w:rPr>
+        <w:br/>
+      </w:r>
+      <w:r>
+        <w:rPr>
+          <w:color w:val="000000" w:themeColor="text1"/>
+        </w:rPr>
+        <w:t>Firstly, I used Interceptors so that the dev id is assigned as 0 in jobs, so that after the posting of job the admin can assign the dev id to the job.</w:t>
+      </w:r>
+      <w:r>
+        <w:rPr>
+          <w:color w:val="000000" w:themeColor="text1"/>
+        </w:rPr>
+        <w:br/>
+      </w:r>
+      <w:r>
+        <w:rPr>
+          <w:color w:val="000000" w:themeColor="text1"/>
+        </w:rPr>
+        <w:br/>
+      </w:r>
+      <w:r>
+        <w:rPr>
+          <w:color w:val="000000" w:themeColor="text1"/>
+        </w:rPr>
+        <w:t>O</w:t>
+      </w:r>
+      <w:r>
+        <w:rPr>
+          <w:color w:val="000000" w:themeColor="text1"/>
+        </w:rPr>
+        <w:t>nly</w:t>
+      </w:r>
+      <w:r>
+        <w:rPr>
+          <w:color w:val="000000" w:themeColor="text1"/>
+        </w:rPr>
+        <w:t xml:space="preserve"> BD’s can post jobs.</w:t>
+      </w:r>
+      <w:r>
+        <w:rPr>
+          <w:color w:val="000000" w:themeColor="text1"/>
+        </w:rPr>
+        <w:br/>
+        <w:t>Only admin can view all jobs.</w:t>
+      </w:r>
+      <w:r>
+        <w:rPr>
+          <w:color w:val="000000" w:themeColor="text1"/>
+        </w:rPr>
+        <w:br/>
+        <w:t>Only admin can view job with the job id and can see the details along with users details.</w:t>
+      </w:r>
+      <w:r>
+        <w:rPr>
+          <w:color w:val="000000" w:themeColor="text1"/>
+        </w:rPr>
+        <w:br/>
+        <w:t>U</w:t>
+      </w:r>
+      <w:r>
+        <w:rPr>
+          <w:color w:val="000000" w:themeColor="text1"/>
+        </w:rPr>
+        <w:t>ser can view job with his/her id.</w:t>
+      </w:r>
+      <w:r>
+        <w:rPr>
+          <w:color w:val="000000" w:themeColor="text1"/>
+        </w:rPr>
+        <w:br/>
+        <w:t>BD can view only his jobs(that he posted)</w:t>
+      </w:r>
+      <w:r>
+        <w:rPr>
+          <w:color w:val="000000" w:themeColor="text1"/>
+        </w:rPr>
+        <w:t>.</w:t>
+      </w:r>
+      <w:r>
+        <w:rPr>
+          <w:color w:val="000000" w:themeColor="text1"/>
+        </w:rPr>
+        <w:br/>
+        <w:t>Only admin can delete a job.</w:t>
+      </w:r>
+      <w:r>
+        <w:rPr>
+          <w:color w:val="000000" w:themeColor="text1"/>
+        </w:rPr>
+        <w:br/>
+        <w:t>O</w:t>
+      </w:r>
+      <w:r>
+        <w:rPr>
+          <w:color w:val="000000" w:themeColor="text1"/>
+        </w:rPr>
+        <w:t>nly admin can assign a job and BD with the id can update the job (only his job).</w:t>
+      </w:r>
+      <w:r>
+        <w:rPr>
+          <w:color w:val="000000" w:themeColor="text1"/>
+        </w:rPr>
+        <w:br/>
+        <w:t>by the id of dev user can see all the jobs assigned to him/her.</w:t>
+      </w:r>
+      <w:r>
+        <w:rPr>
+          <w:color w:val="000000" w:themeColor="text1"/>
+        </w:rPr>
+        <w:br/>
+      </w:r>
+      <w:r>
+        <w:rPr>
+          <w:color w:val="000000" w:themeColor="text1"/>
+        </w:rPr>
+        <w:br/>
+        <w:t xml:space="preserve">there are some requirements that I have to fulfil like only the BD that owns the Job can update it, admin can update all the jobs(it is working) BD wala </w:t>
+      </w:r>
+      <w:r>
+        <w:rPr>
+          <w:b/>
+          <w:color w:val="000000" w:themeColor="text1"/>
+        </w:rPr>
+        <w:t>case I will handle tomorrow like I will use the guards for this but will do tomorrow at the start of the day.</w:t>
+      </w:r>
+      <w:r>
+        <w:rPr>
+          <w:b/>
+          <w:color w:val="000000" w:themeColor="text1"/>
+        </w:rPr>
+        <w:t xml:space="preserve"> </w:t>
+      </w:r>
+      <w:r>
+        <w:rPr>
+          <w:color w:val="000000" w:themeColor="text1"/>
+        </w:rPr>
+        <w:t>and will carry-on my work.</w:t>
+      </w:r>
       <w:bookmarkStart w:id="0" w:name="_GoBack"/>
       <w:bookmarkEnd w:id="0"/>
-      <w:r>
-        <w:rPr>
-          <w:color w:val="C00000"/>
-        </w:rPr>
-        <w:br/>
-      </w:r>
-      <w:r>
-        <w:rPr>
-          <w:color w:val="000000" w:themeColor="text1"/>
-        </w:rPr>
-        <w:t xml:space="preserve">Firstly, I used interceptor that adds role admin in the request so that only admin can create </w:t>
-      </w:r>
-      <w:proofErr w:type="spellStart"/>
-      <w:r>
-        <w:rPr>
-          <w:color w:val="000000" w:themeColor="text1"/>
-        </w:rPr>
-        <w:t>a</w:t>
-      </w:r>
-      <w:proofErr w:type="spellEnd"/>
-      <w:r>
-        <w:rPr>
-          <w:color w:val="000000" w:themeColor="text1"/>
-        </w:rPr>
-        <w:t xml:space="preserve"> account on its own (signup page </w:t>
-      </w:r>
-      <w:proofErr w:type="spellStart"/>
-      <w:r>
-        <w:rPr>
-          <w:color w:val="000000" w:themeColor="text1"/>
-        </w:rPr>
-        <w:t>donnot</w:t>
-      </w:r>
-      <w:proofErr w:type="spellEnd"/>
-      <w:r>
-        <w:rPr>
-          <w:color w:val="000000" w:themeColor="text1"/>
-        </w:rPr>
-        <w:t xml:space="preserve"> have role option).</w:t>
-      </w:r>
-      <w:r>
-        <w:rPr>
-          <w:color w:val="000000" w:themeColor="text1"/>
-        </w:rPr>
-        <w:br/>
-      </w:r>
-      <w:r>
-        <w:rPr>
-          <w:color w:val="000000" w:themeColor="text1"/>
-        </w:rPr>
-        <w:br/>
-        <w:t>I used decorator with guards to make sure that only admin can see all users and only admin can delete users.</w:t>
-      </w:r>
     </w:p>
     <w:sectPr>
       <w:pgSz w:w="11906" w:h="16838"/>

--- a/logical_DOC.docx
+++ b/logical_DOC.docx
@@ -17,6 +17,7 @@
         </w:rPr>
         <w:t>Users</w:t>
       </w:r>
+      <w:proofErr w:type="gramStart"/>
       <w:r>
         <w:rPr>
           <w:b/>
@@ -26,6 +27,7 @@
         </w:rPr>
         <w:t>:</w:t>
       </w:r>
+      <w:proofErr w:type="gramEnd"/>
       <w:r>
         <w:rPr>
           <w:b/>
@@ -45,7 +47,35 @@
         <w:rPr>
           <w:color w:val="000000" w:themeColor="text1"/>
         </w:rPr>
-        <w:t>Firstly, I used interceptor that adds role admin in the request so that only admin can create a account on its own (signup page donnot have role option).</w:t>
+        <w:t xml:space="preserve">Firstly, I used interceptor that adds role admin in the request so that only admin can create </w:t>
+      </w:r>
+      <w:proofErr w:type="spellStart"/>
+      <w:r>
+        <w:rPr>
+          <w:color w:val="000000" w:themeColor="text1"/>
+        </w:rPr>
+        <w:t>a</w:t>
+      </w:r>
+      <w:proofErr w:type="spellEnd"/>
+      <w:r>
+        <w:rPr>
+          <w:color w:val="000000" w:themeColor="text1"/>
+        </w:rPr>
+        <w:t xml:space="preserve"> account on its own (signup page </w:t>
+      </w:r>
+      <w:proofErr w:type="spellStart"/>
+      <w:r>
+        <w:rPr>
+          <w:color w:val="000000" w:themeColor="text1"/>
+        </w:rPr>
+        <w:t>donnot</w:t>
+      </w:r>
+      <w:proofErr w:type="spellEnd"/>
+      <w:r>
+        <w:rPr>
+          <w:color w:val="000000" w:themeColor="text1"/>
+        </w:rPr>
+        <w:t xml:space="preserve"> have role option).</w:t>
       </w:r>
       <w:r>
         <w:rPr>
@@ -79,8 +109,9 @@
           <w:sz w:val="36"/>
           <w:szCs w:val="36"/>
         </w:rPr>
-        <w:t>JOBS:</w:t>
-      </w:r>
+        <w:t>JOBS</w:t>
+      </w:r>
+      <w:proofErr w:type="gramStart"/>
       <w:r>
         <w:rPr>
           <w:b/>
@@ -88,13 +119,51 @@
           <w:sz w:val="36"/>
           <w:szCs w:val="36"/>
         </w:rPr>
-        <w:br/>
-      </w:r>
-      <w:r>
-        <w:rPr>
-          <w:color w:val="000000" w:themeColor="text1"/>
-        </w:rPr>
-        <w:t>Firstly, I used Interceptors so that the dev id is assigned as 0 in jobs, so that after the posting of job the admin can assign the dev id to the job.</w:t>
+        <w:t>:</w:t>
+      </w:r>
+      <w:proofErr w:type="gramEnd"/>
+      <w:r>
+        <w:rPr>
+          <w:b/>
+          <w:color w:val="C00000"/>
+          <w:sz w:val="36"/>
+          <w:szCs w:val="36"/>
+        </w:rPr>
+        <w:br/>
+      </w:r>
+      <w:r>
+        <w:rPr>
+          <w:color w:val="000000" w:themeColor="text1"/>
+        </w:rPr>
+        <w:t xml:space="preserve">Firstly, I used Interceptors so that the </w:t>
+      </w:r>
+      <w:proofErr w:type="spellStart"/>
+      <w:r>
+        <w:rPr>
+          <w:color w:val="000000" w:themeColor="text1"/>
+        </w:rPr>
+        <w:t>dev</w:t>
+      </w:r>
+      <w:proofErr w:type="spellEnd"/>
+      <w:r>
+        <w:rPr>
+          <w:color w:val="000000" w:themeColor="text1"/>
+        </w:rPr>
+        <w:t xml:space="preserve"> id is assigned as 0 in jobs, so that after the posting of job the admin can assign the </w:t>
+      </w:r>
+      <w:proofErr w:type="spellStart"/>
+      <w:r>
+        <w:rPr>
+          <w:color w:val="000000" w:themeColor="text1"/>
+        </w:rPr>
+        <w:t>dev</w:t>
+      </w:r>
+      <w:proofErr w:type="spellEnd"/>
+      <w:r>
+        <w:rPr>
+          <w:color w:val="000000" w:themeColor="text1"/>
+        </w:rPr>
+        <w:t xml:space="preserve"> id to the job.</w:t>
       </w:r>
       <w:r>
         <w:rPr>
@@ -138,7 +207,21 @@
           <w:color w:val="000000" w:themeColor="text1"/>
         </w:rPr>
         <w:br/>
-        <w:t>Only admin can view job with the job id and can see the details along with users details.</w:t>
+        <w:t xml:space="preserve">Only admin can view job with the job id and can see the details along with </w:t>
+      </w:r>
+      <w:proofErr w:type="gramStart"/>
+      <w:r>
+        <w:rPr>
+          <w:color w:val="000000" w:themeColor="text1"/>
+        </w:rPr>
+        <w:t>users</w:t>
+      </w:r>
+      <w:proofErr w:type="gramEnd"/>
+      <w:r>
+        <w:rPr>
+          <w:color w:val="000000" w:themeColor="text1"/>
+        </w:rPr>
+        <w:t xml:space="preserve"> details.</w:t>
       </w:r>
       <w:r>
         <w:rPr>
@@ -158,7 +241,21 @@
           <w:color w:val="000000" w:themeColor="text1"/>
         </w:rPr>
         <w:br/>
-        <w:t>BD can view only his jobs(that he posted)</w:t>
+        <w:t xml:space="preserve">BD can view only his </w:t>
+      </w:r>
+      <w:proofErr w:type="gramStart"/>
+      <w:r>
+        <w:rPr>
+          <w:color w:val="000000" w:themeColor="text1"/>
+        </w:rPr>
+        <w:t>jobs(</w:t>
+      </w:r>
+      <w:proofErr w:type="gramEnd"/>
+      <w:r>
+        <w:rPr>
+          <w:color w:val="000000" w:themeColor="text1"/>
+        </w:rPr>
+        <w:t>that he posted)</w:t>
       </w:r>
       <w:r>
         <w:rPr>
@@ -191,40 +288,46 @@
           <w:color w:val="000000" w:themeColor="text1"/>
         </w:rPr>
         <w:br/>
-        <w:t>by the id of dev user can see all the jobs assigned to him/her.</w:t>
-      </w:r>
-      <w:r>
-        <w:rPr>
-          <w:color w:val="000000" w:themeColor="text1"/>
-        </w:rPr>
-        <w:br/>
-      </w:r>
-      <w:r>
-        <w:rPr>
-          <w:color w:val="000000" w:themeColor="text1"/>
-        </w:rPr>
-        <w:br/>
-        <w:t xml:space="preserve">there are some requirements that I have to fulfil like only the BD that owns the Job can update it, admin can update all the jobs(it is working) BD wala </w:t>
-      </w:r>
-      <w:r>
-        <w:rPr>
-          <w:b/>
-          <w:color w:val="000000" w:themeColor="text1"/>
-        </w:rPr>
-        <w:t>case I will handle tomorrow like I will use the guards for this but will do tomorrow at the start of the day.</w:t>
-      </w:r>
-      <w:r>
-        <w:rPr>
-          <w:b/>
-          <w:color w:val="000000" w:themeColor="text1"/>
-        </w:rPr>
-        <w:t xml:space="preserve"> </w:t>
-      </w:r>
-      <w:r>
-        <w:rPr>
-          <w:color w:val="000000" w:themeColor="text1"/>
-        </w:rPr>
-        <w:t>and will carry-on my work.</w:t>
+      </w:r>
+      <w:proofErr w:type="gramStart"/>
+      <w:r>
+        <w:rPr>
+          <w:color w:val="000000" w:themeColor="text1"/>
+        </w:rPr>
+        <w:t>by</w:t>
+      </w:r>
+      <w:proofErr w:type="gramEnd"/>
+      <w:r>
+        <w:rPr>
+          <w:color w:val="000000" w:themeColor="text1"/>
+        </w:rPr>
+        <w:t xml:space="preserve"> the id of </w:t>
+      </w:r>
+      <w:proofErr w:type="spellStart"/>
+      <w:r>
+        <w:rPr>
+          <w:color w:val="000000" w:themeColor="text1"/>
+        </w:rPr>
+        <w:t>dev</w:t>
+      </w:r>
+      <w:proofErr w:type="spellEnd"/>
+      <w:r>
+        <w:rPr>
+          <w:color w:val="000000" w:themeColor="text1"/>
+        </w:rPr>
+        <w:t xml:space="preserve"> user can see all the jobs assigned to him/her.</w:t>
+      </w:r>
+      <w:r>
+        <w:rPr>
+          <w:color w:val="000000" w:themeColor="text1"/>
+        </w:rPr>
+        <w:br/>
+      </w:r>
+      <w:r>
+        <w:rPr>
+          <w:color w:val="000000" w:themeColor="text1"/>
+        </w:rPr>
+        <w:br/>
       </w:r>
       <w:bookmarkStart w:id="0" w:name="_GoBack"/>
       <w:bookmarkEnd w:id="0"/>

--- a/logical_DOC.docx
+++ b/logical_DOC.docx
@@ -5,7 +5,10 @@
     <w:p>
       <w:pPr>
         <w:rPr>
-          <w:color w:val="000000" w:themeColor="text1"/>
+          <w:b/>
+          <w:color w:val="000000" w:themeColor="text1"/>
+          <w:sz w:val="20"/>
+          <w:szCs w:val="20"/>
         </w:rPr>
       </w:pPr>
       <w:r>
@@ -329,8 +332,207 @@
         </w:rPr>
         <w:br/>
       </w:r>
+      <w:r>
+        <w:rPr>
+          <w:color w:val="000000" w:themeColor="text1"/>
+        </w:rPr>
+        <w:br/>
+      </w:r>
+      <w:r>
+        <w:rPr>
+          <w:color w:val="000000" w:themeColor="text1"/>
+        </w:rPr>
+        <w:br/>
+      </w:r>
+      <w:r>
+        <w:rPr>
+          <w:b/>
+          <w:color w:val="FF0000"/>
+          <w:sz w:val="40"/>
+          <w:szCs w:val="40"/>
+        </w:rPr>
+        <w:t>USERS</w:t>
+      </w:r>
+      <w:proofErr w:type="gramStart"/>
+      <w:r>
+        <w:rPr>
+          <w:b/>
+          <w:color w:val="FF0000"/>
+          <w:sz w:val="40"/>
+          <w:szCs w:val="40"/>
+        </w:rPr>
+        <w:t>:</w:t>
+      </w:r>
+      <w:proofErr w:type="gramEnd"/>
+      <w:r>
+        <w:rPr>
+          <w:b/>
+          <w:color w:val="FF0000"/>
+          <w:sz w:val="40"/>
+          <w:szCs w:val="40"/>
+        </w:rPr>
+        <w:br/>
+      </w:r>
+      <w:r>
+        <w:rPr>
+          <w:color w:val="000000" w:themeColor="text1"/>
+          <w:sz w:val="24"/>
+          <w:szCs w:val="24"/>
+        </w:rPr>
+        <w:t xml:space="preserve">if the Role is not entered then automatically the admin is registered </w:t>
+      </w:r>
+      <w:r>
+        <w:rPr>
+          <w:b/>
+          <w:color w:val="000000" w:themeColor="text1"/>
+          <w:sz w:val="20"/>
+          <w:szCs w:val="20"/>
+        </w:rPr>
+        <w:t>(through the interceptors)</w:t>
+      </w:r>
+      <w:r>
+        <w:rPr>
+          <w:color w:val="000000" w:themeColor="text1"/>
+          <w:sz w:val="24"/>
+          <w:szCs w:val="24"/>
+        </w:rPr>
+        <w:t>.</w:t>
+      </w:r>
+      <w:r>
+        <w:rPr>
+          <w:color w:val="000000" w:themeColor="text1"/>
+          <w:sz w:val="24"/>
+          <w:szCs w:val="24"/>
+        </w:rPr>
+        <w:br/>
+      </w:r>
+      <w:proofErr w:type="gramStart"/>
+      <w:r>
+        <w:rPr>
+          <w:color w:val="000000" w:themeColor="text1"/>
+          <w:sz w:val="24"/>
+          <w:szCs w:val="24"/>
+        </w:rPr>
+        <w:t>education</w:t>
+      </w:r>
+      <w:proofErr w:type="gramEnd"/>
+      <w:r>
+        <w:rPr>
+          <w:color w:val="000000" w:themeColor="text1"/>
+          <w:sz w:val="24"/>
+          <w:szCs w:val="24"/>
+        </w:rPr>
+        <w:t>, skill , experience and phone are optional. (</w:t>
+      </w:r>
+      <w:proofErr w:type="gramStart"/>
+      <w:r>
+        <w:rPr>
+          <w:color w:val="000000" w:themeColor="text1"/>
+          <w:sz w:val="24"/>
+          <w:szCs w:val="24"/>
+        </w:rPr>
+        <w:t>users</w:t>
+      </w:r>
+      <w:proofErr w:type="gramEnd"/>
+      <w:r>
+        <w:rPr>
+          <w:color w:val="000000" w:themeColor="text1"/>
+          <w:sz w:val="24"/>
+          <w:szCs w:val="24"/>
+        </w:rPr>
+        <w:t xml:space="preserve"> can update the table later).</w:t>
+      </w:r>
+      <w:r>
+        <w:rPr>
+          <w:color w:val="000000" w:themeColor="text1"/>
+          <w:sz w:val="24"/>
+          <w:szCs w:val="24"/>
+        </w:rPr>
+        <w:br/>
+      </w:r>
+      <w:proofErr w:type="gramStart"/>
+      <w:r>
+        <w:rPr>
+          <w:color w:val="000000" w:themeColor="text1"/>
+          <w:sz w:val="24"/>
+          <w:szCs w:val="24"/>
+        </w:rPr>
+        <w:t>only</w:t>
+      </w:r>
+      <w:proofErr w:type="gramEnd"/>
+      <w:r>
+        <w:rPr>
+          <w:color w:val="000000" w:themeColor="text1"/>
+          <w:sz w:val="24"/>
+          <w:szCs w:val="24"/>
+        </w:rPr>
+        <w:t xml:space="preserve"> admin can view all the users. </w:t>
+      </w:r>
+      <w:r>
+        <w:rPr>
+          <w:b/>
+          <w:color w:val="000000" w:themeColor="text1"/>
+          <w:sz w:val="20"/>
+          <w:szCs w:val="20"/>
+        </w:rPr>
+        <w:t>(</w:t>
+      </w:r>
+      <w:proofErr w:type="gramStart"/>
+      <w:r>
+        <w:rPr>
+          <w:b/>
+          <w:color w:val="000000" w:themeColor="text1"/>
+          <w:sz w:val="20"/>
+          <w:szCs w:val="20"/>
+        </w:rPr>
+        <w:t>rol</w:t>
+      </w:r>
+      <w:r>
+        <w:rPr>
+          <w:b/>
+          <w:color w:val="000000" w:themeColor="text1"/>
+          <w:sz w:val="20"/>
+          <w:szCs w:val="20"/>
+        </w:rPr>
+        <w:t>e</w:t>
+      </w:r>
+      <w:proofErr w:type="gramEnd"/>
+      <w:r>
+        <w:rPr>
+          <w:b/>
+          <w:color w:val="000000" w:themeColor="text1"/>
+          <w:sz w:val="20"/>
+          <w:szCs w:val="20"/>
+        </w:rPr>
+        <w:t xml:space="preserve"> has to be sent in the header)</w:t>
+      </w:r>
+    </w:p>
+    <w:p>
+      <w:pPr>
+        <w:rPr>
+          <w:color w:val="000000" w:themeColor="text1"/>
+          <w:sz w:val="24"/>
+          <w:szCs w:val="24"/>
+        </w:rPr>
+      </w:pPr>
       <w:bookmarkStart w:id="0" w:name="_GoBack"/>
       <w:bookmarkEnd w:id="0"/>
+      <w:r>
+        <w:rPr>
+          <w:color w:val="000000" w:themeColor="text1"/>
+          <w:sz w:val="24"/>
+          <w:szCs w:val="24"/>
+        </w:rPr>
+        <w:br/>
+      </w:r>
+      <w:r>
+        <w:rPr>
+          <w:color w:val="000000" w:themeColor="text1"/>
+          <w:sz w:val="24"/>
+          <w:szCs w:val="24"/>
+        </w:rPr>
+        <w:br/>
+      </w:r>
     </w:p>
     <w:sectPr>
       <w:pgSz w:w="11906" w:h="16838"/>
